--- a/2 курс/4 семестр/Анализ и концептуальное моделирование систем/1/1 ПР_Астахов_СП.docx
+++ b/2 курс/4 семестр/Анализ и концептуальное моделирование систем/1/1 ПР_Астахов_СП.docx
@@ -262,7 +262,7 @@
                     </wp:inline>
                   </w:drawing>
                 </mc:Choice>
-                <mc:Fallback xmlns:oel="http://schemas.microsoft.com/office/2019/extlst" xmlns:w16du="http://schemas.microsoft.com/office/word/2023/wordml/word16du" xmlns:w16sdtfl="http://schemas.microsoft.com/office/word/2024/wordml/sdtformatlock">
+                <mc:Fallback xmlns:w16sdtfl="http://schemas.microsoft.com/office/word/2024/wordml/sdtformatlock" xmlns:w16du="http://schemas.microsoft.com/office/word/2023/wordml/word16du" xmlns:oel="http://schemas.microsoft.com/office/2019/extlst">
                   <w:pict>
                     <v:line w14:anchorId="00FBA5DF" id="Прямая соединительная линия 2" o:spid="_x0000_s1026" style="flip:y;visibility:visible;mso-wrap-style:square;mso-left-percent:-10001;mso-top-percent:-10001;mso-position-horizontal:absolute;mso-position-horizontal-relative:char;mso-position-vertical:absolute;mso-position-vertical-relative:line;mso-left-percent:-10001;mso-top-percent:-10001" from="0,0" to="441pt,.1pt" o:gfxdata="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" strokeweight="3pt">
                       <v:stroke linestyle="thinThin"/>
@@ -2099,6 +2099,7 @@
           <w:ilvl w:val="0"/>
           <w:numId w:val="32"/>
         </w:numPr>
+        <w:spacing w:line="360" w:lineRule="auto"/>
         <w:rPr>
           <w:b/>
           <w:bCs/>
@@ -2175,35 +2176,7 @@
           <w:szCs w:val="28"/>
           <w:bdr w:val="none" w:sz="0" w:space="0" w:color="auto" w:frame="1"/>
         </w:rPr>
-        <w:t>Система управления автопарком (</w:t>
-      </w:r>
-      <w:proofErr w:type="spellStart"/>
-      <w:r>
-        <w:rPr>
-          <w:rStyle w:val="sc-jvlauc"/>
-          <w:rFonts w:ascii="Times New Roman" w:hAnsi="Times New Roman" w:cs="Times New Roman"/>
-          <w:i w:val="0"/>
-          <w:iCs w:val="0"/>
-          <w:color w:val="auto"/>
-          <w:spacing w:val="-5"/>
-          <w:szCs w:val="28"/>
-          <w:bdr w:val="none" w:sz="0" w:space="0" w:color="auto" w:frame="1"/>
-        </w:rPr>
-        <w:t>Fleet</w:t>
-      </w:r>
-      <w:proofErr w:type="spellEnd"/>
-      <w:r>
-        <w:rPr>
-          <w:rStyle w:val="sc-jvlauc"/>
-          <w:rFonts w:ascii="Times New Roman" w:hAnsi="Times New Roman" w:cs="Times New Roman"/>
-          <w:i w:val="0"/>
-          <w:iCs w:val="0"/>
-          <w:color w:val="auto"/>
-          <w:spacing w:val="-5"/>
-          <w:szCs w:val="28"/>
-          <w:bdr w:val="none" w:sz="0" w:space="0" w:color="auto" w:frame="1"/>
-        </w:rPr>
-        <w:t xml:space="preserve"> Management System</w:t>
+        <w:t>Система управления автопарком (Fleet Management System</w:t>
       </w:r>
       <w:r>
         <w:rPr>
@@ -2495,35 +2468,7 @@
           <w:szCs w:val="28"/>
           <w:bdr w:val="none" w:sz="0" w:space="0" w:color="auto" w:frame="1"/>
         </w:rPr>
-        <w:t>Системы мониторинга транспорта (GPS-</w:t>
-      </w:r>
-      <w:proofErr w:type="spellStart"/>
-      <w:r>
-        <w:rPr>
-          <w:rStyle w:val="sc-jvlauc"/>
-          <w:rFonts w:ascii="Times New Roman" w:hAnsi="Times New Roman" w:cs="Times New Roman"/>
-          <w:i w:val="0"/>
-          <w:iCs w:val="0"/>
-          <w:color w:val="auto"/>
-          <w:spacing w:val="-5"/>
-          <w:szCs w:val="28"/>
-          <w:bdr w:val="none" w:sz="0" w:space="0" w:color="auto" w:frame="1"/>
-        </w:rPr>
-        <w:t>трекеры</w:t>
-      </w:r>
-      <w:proofErr w:type="spellEnd"/>
-      <w:r>
-        <w:rPr>
-          <w:rStyle w:val="sc-jvlauc"/>
-          <w:rFonts w:ascii="Times New Roman" w:hAnsi="Times New Roman" w:cs="Times New Roman"/>
-          <w:i w:val="0"/>
-          <w:iCs w:val="0"/>
-          <w:color w:val="auto"/>
-          <w:spacing w:val="-5"/>
-          <w:szCs w:val="28"/>
-          <w:bdr w:val="none" w:sz="0" w:space="0" w:color="auto" w:frame="1"/>
-        </w:rPr>
-        <w:t>):</w:t>
+        <w:t>Системы мониторинга транспорта (GPS-трекеры):</w:t>
       </w:r>
     </w:p>
     <w:p>
@@ -2578,7 +2523,6 @@
         </w:rPr>
         <w:t xml:space="preserve">Эти системы позволяют отслеживать местоположение транспортных средств в режиме реального времени, контролировать скорость движения, остановки и другие параметры. Примером может служить </w:t>
       </w:r>
-      <w:proofErr w:type="spellStart"/>
       <w:r>
         <w:rPr>
           <w:rStyle w:val="sc-jvlauc"/>
@@ -2589,35 +2533,8 @@
           <w:szCs w:val="28"/>
           <w:bdr w:val="none" w:sz="0" w:space="0" w:color="auto" w:frame="1"/>
         </w:rPr>
-        <w:t>Wialon</w:t>
-      </w:r>
-      <w:proofErr w:type="spellEnd"/>
-      <w:r>
-        <w:rPr>
-          <w:rStyle w:val="sc-jvlauc"/>
-          <w:b/>
-          <w:bCs/>
-          <w:spacing w:val="-5"/>
-          <w:sz w:val="28"/>
-          <w:szCs w:val="28"/>
-          <w:bdr w:val="none" w:sz="0" w:space="0" w:color="auto" w:frame="1"/>
-        </w:rPr>
-        <w:t xml:space="preserve"> </w:t>
-      </w:r>
-      <w:proofErr w:type="spellStart"/>
-      <w:r>
-        <w:rPr>
-          <w:rStyle w:val="sc-jvlauc"/>
-          <w:b/>
-          <w:bCs/>
-          <w:spacing w:val="-5"/>
-          <w:sz w:val="28"/>
-          <w:szCs w:val="28"/>
-          <w:bdr w:val="none" w:sz="0" w:space="0" w:color="auto" w:frame="1"/>
-        </w:rPr>
-        <w:t>Hosting</w:t>
-      </w:r>
-      <w:proofErr w:type="spellEnd"/>
+        <w:t>Wialon Hosting</w:t>
+      </w:r>
       <w:r>
         <w:rPr>
           <w:rStyle w:val="sc-jvlauc"/>
@@ -2668,6 +2585,7 @@
           <w:ilvl w:val="0"/>
           <w:numId w:val="32"/>
         </w:numPr>
+        <w:spacing w:line="360" w:lineRule="auto"/>
       </w:pPr>
       <w:r>
         <w:rPr>
@@ -2707,21 +2625,13 @@
         <w:jc w:val="both"/>
         <w:textAlignment w:val="baseline"/>
         <w:rPr>
-          <w:spacing w:val="-5"/>
-          <w:sz w:val="28"/>
-          <w:szCs w:val="28"/>
-        </w:rPr>
-      </w:pPr>
-      <w:r>
-        <w:rPr>
           <w:rStyle w:val="sc-jvlauc"/>
           <w:spacing w:val="-5"/>
           <w:sz w:val="28"/>
           <w:szCs w:val="28"/>
           <w:bdr w:val="none" w:sz="0" w:space="0" w:color="auto" w:frame="1"/>
         </w:rPr>
-        <w:tab/>
-      </w:r>
+      </w:pPr>
       <w:r>
         <w:rPr>
           <w:rStyle w:val="sc-jvlauc"/>
@@ -2730,7 +2640,7 @@
           <w:szCs w:val="28"/>
           <w:bdr w:val="none" w:sz="0" w:space="0" w:color="auto" w:frame="1"/>
         </w:rPr>
-        <w:t>Теперь перейдем к анализу текущего состояния выбранной</w:t>
+        <w:tab/>
       </w:r>
       <w:r>
         <w:rPr>
@@ -2740,7 +2650,7 @@
           <w:szCs w:val="28"/>
           <w:bdr w:val="none" w:sz="0" w:space="0" w:color="auto" w:frame="1"/>
         </w:rPr>
-        <w:t xml:space="preserve"> </w:t>
+        <w:t>Теперь перейдем к анализу текущего состояния выбранной</w:t>
       </w:r>
       <w:r>
         <w:rPr>
@@ -2750,7 +2660,7 @@
           <w:szCs w:val="28"/>
           <w:bdr w:val="none" w:sz="0" w:space="0" w:color="auto" w:frame="1"/>
         </w:rPr>
-        <w:t xml:space="preserve">системы. </w:t>
+        <w:t xml:space="preserve"> </w:t>
       </w:r>
       <w:r>
         <w:rPr>
@@ -2760,7 +2670,7 @@
           <w:szCs w:val="28"/>
           <w:bdr w:val="none" w:sz="0" w:space="0" w:color="auto" w:frame="1"/>
         </w:rPr>
-        <w:t>В</w:t>
+        <w:t xml:space="preserve">системы. </w:t>
       </w:r>
       <w:r>
         <w:rPr>
@@ -2770,7 +2680,7 @@
           <w:szCs w:val="28"/>
           <w:bdr w:val="none" w:sz="0" w:space="0" w:color="auto" w:frame="1"/>
         </w:rPr>
-        <w:t>озьмем систему управления автопарком. В таблице отрази</w:t>
+        <w:t>В</w:t>
       </w:r>
       <w:r>
         <w:rPr>
@@ -2780,7 +2690,7 @@
           <w:szCs w:val="28"/>
           <w:bdr w:val="none" w:sz="0" w:space="0" w:color="auto" w:frame="1"/>
         </w:rPr>
-        <w:t>м</w:t>
+        <w:t>озьмем систему управления автопарком. В таблице отрази</w:t>
       </w:r>
       <w:r>
         <w:rPr>
@@ -2790,8 +2700,165 @@
           <w:szCs w:val="28"/>
           <w:bdr w:val="none" w:sz="0" w:space="0" w:color="auto" w:frame="1"/>
         </w:rPr>
+        <w:t>м</w:t>
+      </w:r>
+      <w:r>
+        <w:rPr>
+          <w:rStyle w:val="sc-jvlauc"/>
+          <w:spacing w:val="-5"/>
+          <w:sz w:val="28"/>
+          <w:szCs w:val="28"/>
+          <w:bdr w:val="none" w:sz="0" w:space="0" w:color="auto" w:frame="1"/>
+        </w:rPr>
         <w:t xml:space="preserve"> основные элементы системы и возможные улучшения.</w:t>
       </w:r>
+    </w:p>
+    <w:p>
+      <w:pPr>
+        <w:pStyle w:val="sc-kitwnn"/>
+        <w:tabs>
+          <w:tab w:val="left" w:pos="916"/>
+          <w:tab w:val="left" w:pos="1832"/>
+          <w:tab w:val="left" w:pos="2748"/>
+          <w:tab w:val="left" w:pos="3664"/>
+          <w:tab w:val="left" w:pos="4580"/>
+          <w:tab w:val="left" w:pos="5496"/>
+          <w:tab w:val="left" w:pos="6412"/>
+          <w:tab w:val="left" w:pos="7328"/>
+          <w:tab w:val="left" w:pos="8244"/>
+          <w:tab w:val="left" w:pos="9160"/>
+          <w:tab w:val="left" w:pos="10076"/>
+          <w:tab w:val="left" w:pos="10992"/>
+          <w:tab w:val="left" w:pos="11908"/>
+          <w:tab w:val="left" w:pos="12824"/>
+          <w:tab w:val="left" w:pos="13740"/>
+          <w:tab w:val="left" w:pos="14656"/>
+        </w:tabs>
+        <w:spacing w:before="0" w:beforeAutospacing="0" w:after="0" w:afterAutospacing="0" w:line="360" w:lineRule="auto"/>
+        <w:jc w:val="both"/>
+        <w:textAlignment w:val="baseline"/>
+        <w:rPr>
+          <w:rStyle w:val="sc-jvlauc"/>
+          <w:spacing w:val="-5"/>
+          <w:sz w:val="28"/>
+          <w:szCs w:val="28"/>
+          <w:bdr w:val="none" w:sz="0" w:space="0" w:color="auto" w:frame="1"/>
+        </w:rPr>
+      </w:pPr>
+    </w:p>
+    <w:p>
+      <w:pPr>
+        <w:pStyle w:val="sc-kitwnn"/>
+        <w:tabs>
+          <w:tab w:val="left" w:pos="916"/>
+          <w:tab w:val="left" w:pos="1832"/>
+          <w:tab w:val="left" w:pos="2748"/>
+          <w:tab w:val="left" w:pos="3664"/>
+          <w:tab w:val="left" w:pos="4580"/>
+          <w:tab w:val="left" w:pos="5496"/>
+          <w:tab w:val="left" w:pos="6412"/>
+          <w:tab w:val="left" w:pos="7328"/>
+          <w:tab w:val="left" w:pos="8244"/>
+          <w:tab w:val="left" w:pos="9160"/>
+          <w:tab w:val="left" w:pos="10076"/>
+          <w:tab w:val="left" w:pos="10992"/>
+          <w:tab w:val="left" w:pos="11908"/>
+          <w:tab w:val="left" w:pos="12824"/>
+          <w:tab w:val="left" w:pos="13740"/>
+          <w:tab w:val="left" w:pos="14656"/>
+        </w:tabs>
+        <w:spacing w:before="0" w:beforeAutospacing="0" w:after="0" w:afterAutospacing="0" w:line="360" w:lineRule="auto"/>
+        <w:jc w:val="both"/>
+        <w:textAlignment w:val="baseline"/>
+        <w:rPr>
+          <w:spacing w:val="-5"/>
+          <w:sz w:val="28"/>
+          <w:szCs w:val="28"/>
+        </w:rPr>
+      </w:pPr>
+    </w:p>
+    <w:p>
+      <w:pPr>
+        <w:pStyle w:val="sc-kitwnn"/>
+        <w:tabs>
+          <w:tab w:val="left" w:pos="916"/>
+          <w:tab w:val="left" w:pos="1832"/>
+          <w:tab w:val="left" w:pos="2748"/>
+          <w:tab w:val="left" w:pos="3664"/>
+          <w:tab w:val="left" w:pos="4580"/>
+          <w:tab w:val="left" w:pos="5496"/>
+          <w:tab w:val="left" w:pos="6412"/>
+          <w:tab w:val="left" w:pos="7328"/>
+          <w:tab w:val="left" w:pos="8244"/>
+          <w:tab w:val="left" w:pos="9160"/>
+          <w:tab w:val="left" w:pos="10076"/>
+          <w:tab w:val="left" w:pos="10992"/>
+          <w:tab w:val="left" w:pos="11908"/>
+          <w:tab w:val="left" w:pos="12824"/>
+          <w:tab w:val="left" w:pos="13740"/>
+          <w:tab w:val="left" w:pos="14656"/>
+        </w:tabs>
+        <w:spacing w:before="0" w:beforeAutospacing="0" w:after="0" w:afterAutospacing="0" w:line="360" w:lineRule="auto"/>
+        <w:jc w:val="both"/>
+        <w:textAlignment w:val="baseline"/>
+      </w:pPr>
+    </w:p>
+    <w:p>
+      <w:pPr>
+        <w:pStyle w:val="sc-kitwnn"/>
+        <w:tabs>
+          <w:tab w:val="left" w:pos="916"/>
+          <w:tab w:val="left" w:pos="1832"/>
+          <w:tab w:val="left" w:pos="2748"/>
+          <w:tab w:val="left" w:pos="3664"/>
+          <w:tab w:val="left" w:pos="4580"/>
+          <w:tab w:val="left" w:pos="5496"/>
+          <w:tab w:val="left" w:pos="6412"/>
+          <w:tab w:val="left" w:pos="7328"/>
+          <w:tab w:val="left" w:pos="8244"/>
+          <w:tab w:val="left" w:pos="9160"/>
+          <w:tab w:val="left" w:pos="10076"/>
+          <w:tab w:val="left" w:pos="10992"/>
+          <w:tab w:val="left" w:pos="11908"/>
+          <w:tab w:val="left" w:pos="12824"/>
+          <w:tab w:val="left" w:pos="13740"/>
+          <w:tab w:val="left" w:pos="14656"/>
+        </w:tabs>
+        <w:spacing w:before="0" w:beforeAutospacing="0" w:after="0" w:afterAutospacing="0" w:line="360" w:lineRule="auto"/>
+        <w:jc w:val="both"/>
+        <w:textAlignment w:val="baseline"/>
+      </w:pPr>
+    </w:p>
+    <w:p>
+      <w:pPr>
+        <w:pStyle w:val="sc-kitwnn"/>
+        <w:tabs>
+          <w:tab w:val="left" w:pos="916"/>
+          <w:tab w:val="left" w:pos="1832"/>
+          <w:tab w:val="left" w:pos="2748"/>
+          <w:tab w:val="left" w:pos="3664"/>
+          <w:tab w:val="left" w:pos="4580"/>
+          <w:tab w:val="left" w:pos="5496"/>
+          <w:tab w:val="left" w:pos="6412"/>
+          <w:tab w:val="left" w:pos="7328"/>
+          <w:tab w:val="left" w:pos="8244"/>
+          <w:tab w:val="left" w:pos="9160"/>
+          <w:tab w:val="left" w:pos="10076"/>
+          <w:tab w:val="left" w:pos="10992"/>
+          <w:tab w:val="left" w:pos="11908"/>
+          <w:tab w:val="left" w:pos="12824"/>
+          <w:tab w:val="left" w:pos="13740"/>
+          <w:tab w:val="left" w:pos="14656"/>
+        </w:tabs>
+        <w:spacing w:before="0" w:beforeAutospacing="0" w:after="0" w:afterAutospacing="0" w:line="360" w:lineRule="auto"/>
+        <w:jc w:val="both"/>
+        <w:textAlignment w:val="baseline"/>
+        <w:rPr>
+          <w:spacing w:val="-5"/>
+          <w:sz w:val="28"/>
+          <w:szCs w:val="28"/>
+        </w:rPr>
+      </w:pPr>
     </w:p>
     <w:tbl>
       <w:tblPr>
@@ -2851,6 +2918,7 @@
                 <w:szCs w:val="28"/>
                 <w:bdr w:val="none" w:sz="0" w:space="0" w:color="auto" w:frame="1"/>
               </w:rPr>
+              <w:lastRenderedPageBreak/>
               <w:t>Элемент системы</w:t>
             </w:r>
           </w:p>
@@ -2939,12 +3007,13 @@
               <w:bottom w:w="60" w:type="dxa"/>
               <w:right w:w="240" w:type="dxa"/>
             </w:tcMar>
-            <w:vAlign w:val="bottom"/>
+            <w:vAlign w:val="center"/>
             <w:hideMark/>
           </w:tcPr>
           <w:p>
             <w:pPr>
               <w:spacing w:line="360" w:lineRule="auto"/>
+              <w:jc w:val="center"/>
               <w:rPr>
                 <w:rFonts w:cs="Times New Roman"/>
                 <w:szCs w:val="28"/>
@@ -3037,12 +3106,13 @@
               <w:bottom w:w="60" w:type="dxa"/>
               <w:right w:w="240" w:type="dxa"/>
             </w:tcMar>
-            <w:vAlign w:val="bottom"/>
+            <w:vAlign w:val="center"/>
             <w:hideMark/>
           </w:tcPr>
           <w:p>
             <w:pPr>
               <w:spacing w:line="360" w:lineRule="auto"/>
+              <w:jc w:val="center"/>
               <w:rPr>
                 <w:rFonts w:cs="Times New Roman"/>
                 <w:szCs w:val="28"/>
@@ -3055,7 +3125,6 @@
                 <w:szCs w:val="28"/>
                 <w:bdr w:val="none" w:sz="0" w:space="0" w:color="auto" w:frame="1"/>
               </w:rPr>
-              <w:lastRenderedPageBreak/>
               <w:t>Планирование маршрутов</w:t>
             </w:r>
           </w:p>
@@ -3136,12 +3205,13 @@
               <w:bottom w:w="60" w:type="dxa"/>
               <w:right w:w="240" w:type="dxa"/>
             </w:tcMar>
-            <w:vAlign w:val="bottom"/>
+            <w:vAlign w:val="center"/>
             <w:hideMark/>
           </w:tcPr>
           <w:p>
             <w:pPr>
               <w:spacing w:line="360" w:lineRule="auto"/>
+              <w:jc w:val="center"/>
               <w:rPr>
                 <w:rFonts w:cs="Times New Roman"/>
                 <w:szCs w:val="28"/>
@@ -3234,12 +3304,13 @@
               <w:bottom w:w="60" w:type="dxa"/>
               <w:right w:w="240" w:type="dxa"/>
             </w:tcMar>
-            <w:vAlign w:val="bottom"/>
+            <w:vAlign w:val="center"/>
             <w:hideMark/>
           </w:tcPr>
           <w:p>
             <w:pPr>
               <w:spacing w:line="360" w:lineRule="auto"/>
+              <w:jc w:val="center"/>
               <w:rPr>
                 <w:rFonts w:cs="Times New Roman"/>
                 <w:szCs w:val="28"/>
@@ -3341,6 +3412,7 @@
           <w:ilvl w:val="0"/>
           <w:numId w:val="32"/>
         </w:numPr>
+        <w:spacing w:line="360" w:lineRule="auto"/>
       </w:pPr>
       <w:r>
         <w:rPr>
@@ -3380,21 +3452,13 @@
         <w:jc w:val="both"/>
         <w:textAlignment w:val="baseline"/>
         <w:rPr>
-          <w:spacing w:val="-5"/>
-          <w:sz w:val="28"/>
-          <w:szCs w:val="28"/>
-        </w:rPr>
-      </w:pPr>
-      <w:r>
-        <w:rPr>
           <w:rStyle w:val="sc-jvlauc"/>
           <w:spacing w:val="-5"/>
           <w:sz w:val="28"/>
           <w:szCs w:val="28"/>
           <w:bdr w:val="none" w:sz="0" w:space="0" w:color="auto" w:frame="1"/>
         </w:rPr>
-        <w:tab/>
-      </w:r>
+      </w:pPr>
       <w:r>
         <w:rPr>
           <w:rStyle w:val="sc-jvlauc"/>
@@ -3403,7 +3467,7 @@
           <w:szCs w:val="28"/>
           <w:bdr w:val="none" w:sz="0" w:space="0" w:color="auto" w:frame="1"/>
         </w:rPr>
-        <w:t>Основные</w:t>
+        <w:tab/>
       </w:r>
       <w:r>
         <w:rPr>
@@ -3413,7 +3477,7 @@
           <w:szCs w:val="28"/>
           <w:bdr w:val="none" w:sz="0" w:space="0" w:color="auto" w:frame="1"/>
         </w:rPr>
-        <w:t xml:space="preserve"> функции </w:t>
+        <w:t>Основные</w:t>
       </w:r>
       <w:r>
         <w:rPr>
@@ -3423,7 +3487,7 @@
           <w:szCs w:val="28"/>
           <w:bdr w:val="none" w:sz="0" w:space="0" w:color="auto" w:frame="1"/>
         </w:rPr>
-        <w:t>систем</w:t>
+        <w:t xml:space="preserve"> функции </w:t>
       </w:r>
       <w:r>
         <w:rPr>
@@ -3433,7 +3497,7 @@
           <w:szCs w:val="28"/>
           <w:bdr w:val="none" w:sz="0" w:space="0" w:color="auto" w:frame="1"/>
         </w:rPr>
-        <w:t>ы</w:t>
+        <w:t>систем</w:t>
       </w:r>
       <w:r>
         <w:rPr>
@@ -3443,7 +3507,7 @@
           <w:szCs w:val="28"/>
           <w:bdr w:val="none" w:sz="0" w:space="0" w:color="auto" w:frame="1"/>
         </w:rPr>
-        <w:t xml:space="preserve"> управления автопарком</w:t>
+        <w:t>ы</w:t>
       </w:r>
       <w:r>
         <w:rPr>
@@ -3453,7 +3517,7 @@
           <w:szCs w:val="28"/>
           <w:bdr w:val="none" w:sz="0" w:space="0" w:color="auto" w:frame="1"/>
         </w:rPr>
-        <w:t xml:space="preserve"> </w:t>
+        <w:t xml:space="preserve"> управления автопарком</w:t>
       </w:r>
       <w:r>
         <w:rPr>
@@ -3463,8 +3527,49 @@
           <w:szCs w:val="28"/>
           <w:bdr w:val="none" w:sz="0" w:space="0" w:color="auto" w:frame="1"/>
         </w:rPr>
+        <w:t xml:space="preserve"> </w:t>
+      </w:r>
+      <w:r>
+        <w:rPr>
+          <w:rStyle w:val="sc-jvlauc"/>
+          <w:spacing w:val="-5"/>
+          <w:sz w:val="28"/>
+          <w:szCs w:val="28"/>
+          <w:bdr w:val="none" w:sz="0" w:space="0" w:color="auto" w:frame="1"/>
+        </w:rPr>
         <w:t>можно оформить следующим образом:</w:t>
       </w:r>
+    </w:p>
+    <w:p>
+      <w:pPr>
+        <w:pStyle w:val="sc-kitwnn"/>
+        <w:tabs>
+          <w:tab w:val="left" w:pos="916"/>
+          <w:tab w:val="left" w:pos="1832"/>
+          <w:tab w:val="left" w:pos="2748"/>
+          <w:tab w:val="left" w:pos="3664"/>
+          <w:tab w:val="left" w:pos="4580"/>
+          <w:tab w:val="left" w:pos="5496"/>
+          <w:tab w:val="left" w:pos="6412"/>
+          <w:tab w:val="left" w:pos="7328"/>
+          <w:tab w:val="left" w:pos="8244"/>
+          <w:tab w:val="left" w:pos="9160"/>
+          <w:tab w:val="left" w:pos="10076"/>
+          <w:tab w:val="left" w:pos="10992"/>
+          <w:tab w:val="left" w:pos="11908"/>
+          <w:tab w:val="left" w:pos="12824"/>
+          <w:tab w:val="left" w:pos="13740"/>
+          <w:tab w:val="left" w:pos="14656"/>
+        </w:tabs>
+        <w:spacing w:before="0" w:beforeAutospacing="0" w:after="0" w:afterAutospacing="0" w:line="360" w:lineRule="auto"/>
+        <w:jc w:val="both"/>
+        <w:textAlignment w:val="baseline"/>
+        <w:rPr>
+          <w:spacing w:val="-5"/>
+          <w:sz w:val="28"/>
+          <w:szCs w:val="28"/>
+        </w:rPr>
+      </w:pPr>
     </w:p>
     <w:tbl>
       <w:tblPr>
@@ -3576,12 +3681,13 @@
               <w:bottom w:w="60" w:type="dxa"/>
               <w:right w:w="240" w:type="dxa"/>
             </w:tcMar>
-            <w:vAlign w:val="bottom"/>
+            <w:vAlign w:val="center"/>
             <w:hideMark/>
           </w:tcPr>
           <w:p>
             <w:pPr>
               <w:spacing w:line="360" w:lineRule="auto"/>
+              <w:jc w:val="center"/>
               <w:rPr>
                 <w:rFonts w:cs="Times New Roman"/>
                 <w:szCs w:val="28"/>
@@ -3643,12 +3749,13 @@
               <w:bottom w:w="60" w:type="dxa"/>
               <w:right w:w="240" w:type="dxa"/>
             </w:tcMar>
-            <w:vAlign w:val="bottom"/>
+            <w:vAlign w:val="center"/>
             <w:hideMark/>
           </w:tcPr>
           <w:p>
             <w:pPr>
               <w:spacing w:line="360" w:lineRule="auto"/>
+              <w:jc w:val="center"/>
               <w:rPr>
                 <w:rFonts w:cs="Times New Roman"/>
                 <w:szCs w:val="28"/>
@@ -3710,12 +3817,13 @@
               <w:bottom w:w="60" w:type="dxa"/>
               <w:right w:w="240" w:type="dxa"/>
             </w:tcMar>
-            <w:vAlign w:val="bottom"/>
+            <w:vAlign w:val="center"/>
             <w:hideMark/>
           </w:tcPr>
           <w:p>
             <w:pPr>
               <w:spacing w:line="360" w:lineRule="auto"/>
+              <w:jc w:val="center"/>
               <w:rPr>
                 <w:rFonts w:cs="Times New Roman"/>
                 <w:szCs w:val="28"/>
@@ -3777,12 +3885,13 @@
               <w:bottom w:w="60" w:type="dxa"/>
               <w:right w:w="240" w:type="dxa"/>
             </w:tcMar>
-            <w:vAlign w:val="bottom"/>
+            <w:vAlign w:val="center"/>
             <w:hideMark/>
           </w:tcPr>
           <w:p>
             <w:pPr>
               <w:spacing w:line="360" w:lineRule="auto"/>
+              <w:jc w:val="center"/>
               <w:rPr>
                 <w:rFonts w:cs="Times New Roman"/>
                 <w:szCs w:val="28"/>
@@ -3795,6 +3904,7 @@
                 <w:szCs w:val="28"/>
                 <w:bdr w:val="none" w:sz="0" w:space="0" w:color="auto" w:frame="1"/>
               </w:rPr>
+              <w:lastRenderedPageBreak/>
               <w:t>Организация техобслуживания</w:t>
             </w:r>
           </w:p>
@@ -3844,12 +3954,13 @@
               <w:bottom w:w="60" w:type="dxa"/>
               <w:right w:w="240" w:type="dxa"/>
             </w:tcMar>
-            <w:vAlign w:val="bottom"/>
+            <w:vAlign w:val="center"/>
             <w:hideMark/>
           </w:tcPr>
           <w:p>
             <w:pPr>
               <w:spacing w:line="360" w:lineRule="auto"/>
+              <w:jc w:val="center"/>
               <w:rPr>
                 <w:rFonts w:cs="Times New Roman"/>
                 <w:szCs w:val="28"/>
@@ -3893,7 +4004,25 @@
                 <w:szCs w:val="28"/>
                 <w:bdr w:val="none" w:sz="0" w:space="0" w:color="auto" w:frame="1"/>
               </w:rPr>
-              <w:t>Подготовка финансовых документов, автоматический расчет налогов</w:t>
+              <w:t>Подготовка финансовых документов,</w:t>
+            </w:r>
+            <w:r>
+              <w:rPr>
+                <w:rStyle w:val="sc-jvlauc"/>
+                <w:rFonts w:cs="Times New Roman"/>
+                <w:szCs w:val="28"/>
+                <w:bdr w:val="none" w:sz="0" w:space="0" w:color="auto" w:frame="1"/>
+              </w:rPr>
+              <w:t xml:space="preserve"> </w:t>
+            </w:r>
+            <w:r>
+              <w:rPr>
+                <w:rStyle w:val="sc-jvlauc"/>
+                <w:rFonts w:cs="Times New Roman"/>
+                <w:szCs w:val="28"/>
+                <w:bdr w:val="none" w:sz="0" w:space="0" w:color="auto" w:frame="1"/>
+              </w:rPr>
+              <w:t>автоматический расчет налогов</w:t>
             </w:r>
           </w:p>
         </w:tc>
@@ -3911,12 +4040,13 @@
               <w:bottom w:w="60" w:type="dxa"/>
               <w:right w:w="240" w:type="dxa"/>
             </w:tcMar>
-            <w:vAlign w:val="bottom"/>
+            <w:vAlign w:val="center"/>
             <w:hideMark/>
           </w:tcPr>
           <w:p>
             <w:pPr>
               <w:spacing w:line="360" w:lineRule="auto"/>
+              <w:jc w:val="center"/>
               <w:rPr>
                 <w:rFonts w:cs="Times New Roman"/>
                 <w:szCs w:val="28"/>
@@ -3978,12 +4108,13 @@
               <w:bottom w:w="60" w:type="dxa"/>
               <w:right w:w="240" w:type="dxa"/>
             </w:tcMar>
-            <w:vAlign w:val="bottom"/>
+            <w:vAlign w:val="center"/>
             <w:hideMark/>
           </w:tcPr>
           <w:p>
             <w:pPr>
               <w:spacing w:line="360" w:lineRule="auto"/>
+              <w:jc w:val="center"/>
               <w:rPr>
                 <w:rFonts w:cs="Times New Roman"/>
                 <w:szCs w:val="28"/>
@@ -3996,7 +4127,6 @@
                 <w:szCs w:val="28"/>
                 <w:bdr w:val="none" w:sz="0" w:space="0" w:color="auto" w:frame="1"/>
               </w:rPr>
-              <w:lastRenderedPageBreak/>
               <w:t>Анализ производительности</w:t>
             </w:r>
           </w:p>
@@ -4055,6 +4185,7 @@
           <w:ilvl w:val="0"/>
           <w:numId w:val="32"/>
         </w:numPr>
+        <w:spacing w:line="360" w:lineRule="auto"/>
       </w:pPr>
       <w:r>
         <w:rPr>
@@ -4452,60 +4583,6 @@
     </w:p>
     <w:p>
       <w:pPr>
-        <w:spacing w:line="360" w:lineRule="auto"/>
-        <w:rPr>
-          <w:rFonts w:cs="Times New Roman"/>
-          <w:szCs w:val="28"/>
-        </w:rPr>
-      </w:pPr>
-    </w:p>
-    <w:p>
-      <w:pPr>
-        <w:spacing w:line="360" w:lineRule="auto"/>
-        <w:rPr>
-          <w:rFonts w:cs="Times New Roman"/>
-          <w:szCs w:val="28"/>
-        </w:rPr>
-      </w:pPr>
-    </w:p>
-    <w:p>
-      <w:pPr>
-        <w:spacing w:line="360" w:lineRule="auto"/>
-        <w:rPr>
-          <w:rFonts w:cs="Times New Roman"/>
-          <w:szCs w:val="28"/>
-        </w:rPr>
-      </w:pPr>
-    </w:p>
-    <w:p>
-      <w:pPr>
-        <w:spacing w:line="360" w:lineRule="auto"/>
-        <w:rPr>
-          <w:rFonts w:cs="Times New Roman"/>
-          <w:szCs w:val="28"/>
-        </w:rPr>
-      </w:pPr>
-    </w:p>
-    <w:p>
-      <w:pPr>
-        <w:spacing w:line="360" w:lineRule="auto"/>
-        <w:rPr>
-          <w:rFonts w:cs="Times New Roman"/>
-          <w:szCs w:val="28"/>
-        </w:rPr>
-      </w:pPr>
-    </w:p>
-    <w:p>
-      <w:pPr>
-        <w:spacing w:line="360" w:lineRule="auto"/>
-        <w:rPr>
-          <w:rFonts w:cs="Times New Roman"/>
-          <w:szCs w:val="28"/>
-        </w:rPr>
-      </w:pPr>
-    </w:p>
-    <w:p>
-      <w:pPr>
         <w:rPr>
           <w:rFonts w:cs="Times New Roman"/>
           <w:szCs w:val="28"/>
@@ -4532,7 +4609,6 @@
           <w:sz w:val="28"/>
           <w:szCs w:val="28"/>
         </w:rPr>
-        <w:lastRenderedPageBreak/>
         <w:t>Выводы</w:t>
       </w:r>
       <w:bookmarkEnd w:id="2"/>

--- a/2 курс/4 семестр/Анализ и концептуальное моделирование систем/1/1 ПР_Астахов_СП.docx
+++ b/2 курс/4 семестр/Анализ и концептуальное моделирование систем/1/1 ПР_Астахов_СП.docx
@@ -262,7 +262,7 @@
                     </wp:inline>
                   </w:drawing>
                 </mc:Choice>
-                <mc:Fallback xmlns:w16sdtfl="http://schemas.microsoft.com/office/word/2024/wordml/sdtformatlock" xmlns:w16du="http://schemas.microsoft.com/office/word/2023/wordml/word16du" xmlns:oel="http://schemas.microsoft.com/office/2019/extlst">
+                <mc:Fallback xmlns:oel="http://schemas.microsoft.com/office/2019/extlst" xmlns:w16du="http://schemas.microsoft.com/office/word/2023/wordml/word16du" xmlns:w16sdtfl="http://schemas.microsoft.com/office/word/2024/wordml/sdtformatlock">
                   <w:pict>
                     <v:line w14:anchorId="00FBA5DF" id="Прямая соединительная линия 2" o:spid="_x0000_s1026" style="flip:y;visibility:visible;mso-wrap-style:square;mso-left-percent:-10001;mso-top-percent:-10001;mso-position-horizontal:absolute;mso-position-horizontal-relative:char;mso-position-vertical:absolute;mso-position-vertical-relative:line;mso-left-percent:-10001;mso-top-percent:-10001" from="0,0" to="441pt,.1pt" o:gfxdata="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" strokeweight="3pt">
                       <v:stroke linestyle="thinThin"/>
@@ -2165,6 +2165,7 @@
           <w:bdr w:val="none" w:sz="0" w:space="0" w:color="auto" w:frame="1"/>
         </w:rPr>
       </w:pPr>
+      <w:bookmarkStart w:id="2" w:name="_Hlk192071390"/>
       <w:r>
         <w:rPr>
           <w:rStyle w:val="sc-jvlauc"/>
@@ -2176,7 +2177,35 @@
           <w:szCs w:val="28"/>
           <w:bdr w:val="none" w:sz="0" w:space="0" w:color="auto" w:frame="1"/>
         </w:rPr>
-        <w:t>Система управления автопарком (Fleet Management System</w:t>
+        <w:t>Система управления автопарком (</w:t>
+      </w:r>
+      <w:proofErr w:type="spellStart"/>
+      <w:r>
+        <w:rPr>
+          <w:rStyle w:val="sc-jvlauc"/>
+          <w:rFonts w:ascii="Times New Roman" w:hAnsi="Times New Roman" w:cs="Times New Roman"/>
+          <w:i w:val="0"/>
+          <w:iCs w:val="0"/>
+          <w:color w:val="auto"/>
+          <w:spacing w:val="-5"/>
+          <w:szCs w:val="28"/>
+          <w:bdr w:val="none" w:sz="0" w:space="0" w:color="auto" w:frame="1"/>
+        </w:rPr>
+        <w:t>Fleet</w:t>
+      </w:r>
+      <w:proofErr w:type="spellEnd"/>
+      <w:r>
+        <w:rPr>
+          <w:rStyle w:val="sc-jvlauc"/>
+          <w:rFonts w:ascii="Times New Roman" w:hAnsi="Times New Roman" w:cs="Times New Roman"/>
+          <w:i w:val="0"/>
+          <w:iCs w:val="0"/>
+          <w:color w:val="auto"/>
+          <w:spacing w:val="-5"/>
+          <w:szCs w:val="28"/>
+          <w:bdr w:val="none" w:sz="0" w:space="0" w:color="auto" w:frame="1"/>
+        </w:rPr>
+        <w:t xml:space="preserve"> Management System</w:t>
       </w:r>
       <w:r>
         <w:rPr>
@@ -2241,7 +2270,18 @@
           <w:szCs w:val="28"/>
           <w:bdr w:val="none" w:sz="0" w:space="0" w:color="auto" w:frame="1"/>
         </w:rPr>
-        <w:t xml:space="preserve">Эта система помогает управлять автопарком компании, включая контроль за состоянием транспортных средств, их техническим обслуживанием, планированием маршрутов и учетом топливных расходов. Примером такой системы является </w:t>
+        <w:t xml:space="preserve">Эта система помогает управлять автопарком компании, включая контроль за состоянием транспортных средств, их техническим обслуживанием, планированием маршрутов и учетом топливных расходов. </w:t>
+      </w:r>
+      <w:bookmarkEnd w:id="2"/>
+      <w:r>
+        <w:rPr>
+          <w:rStyle w:val="sc-jvlauc"/>
+          <w:spacing w:val="-5"/>
+          <w:sz w:val="28"/>
+          <w:szCs w:val="28"/>
+          <w:bdr w:val="none" w:sz="0" w:space="0" w:color="auto" w:frame="1"/>
+        </w:rPr>
+        <w:t xml:space="preserve">Примером такой системы является </w:t>
       </w:r>
       <w:r>
         <w:rPr>
@@ -2468,7 +2508,35 @@
           <w:szCs w:val="28"/>
           <w:bdr w:val="none" w:sz="0" w:space="0" w:color="auto" w:frame="1"/>
         </w:rPr>
-        <w:t>Системы мониторинга транспорта (GPS-трекеры):</w:t>
+        <w:t>Системы мониторинга транспорта (GPS-</w:t>
+      </w:r>
+      <w:proofErr w:type="spellStart"/>
+      <w:r>
+        <w:rPr>
+          <w:rStyle w:val="sc-jvlauc"/>
+          <w:rFonts w:ascii="Times New Roman" w:hAnsi="Times New Roman" w:cs="Times New Roman"/>
+          <w:i w:val="0"/>
+          <w:iCs w:val="0"/>
+          <w:color w:val="auto"/>
+          <w:spacing w:val="-5"/>
+          <w:szCs w:val="28"/>
+          <w:bdr w:val="none" w:sz="0" w:space="0" w:color="auto" w:frame="1"/>
+        </w:rPr>
+        <w:t>трекеры</w:t>
+      </w:r>
+      <w:proofErr w:type="spellEnd"/>
+      <w:r>
+        <w:rPr>
+          <w:rStyle w:val="sc-jvlauc"/>
+          <w:rFonts w:ascii="Times New Roman" w:hAnsi="Times New Roman" w:cs="Times New Roman"/>
+          <w:i w:val="0"/>
+          <w:iCs w:val="0"/>
+          <w:color w:val="auto"/>
+          <w:spacing w:val="-5"/>
+          <w:szCs w:val="28"/>
+          <w:bdr w:val="none" w:sz="0" w:space="0" w:color="auto" w:frame="1"/>
+        </w:rPr>
+        <w:t>):</w:t>
       </w:r>
     </w:p>
     <w:p>
@@ -2523,6 +2591,7 @@
         </w:rPr>
         <w:t xml:space="preserve">Эти системы позволяют отслеживать местоположение транспортных средств в режиме реального времени, контролировать скорость движения, остановки и другие параметры. Примером может служить </w:t>
       </w:r>
+      <w:proofErr w:type="spellStart"/>
       <w:r>
         <w:rPr>
           <w:rStyle w:val="sc-jvlauc"/>
@@ -2533,8 +2602,35 @@
           <w:szCs w:val="28"/>
           <w:bdr w:val="none" w:sz="0" w:space="0" w:color="auto" w:frame="1"/>
         </w:rPr>
-        <w:t>Wialon Hosting</w:t>
-      </w:r>
+        <w:t>Wialon</w:t>
+      </w:r>
+      <w:proofErr w:type="spellEnd"/>
+      <w:r>
+        <w:rPr>
+          <w:rStyle w:val="sc-jvlauc"/>
+          <w:b/>
+          <w:bCs/>
+          <w:spacing w:val="-5"/>
+          <w:sz w:val="28"/>
+          <w:szCs w:val="28"/>
+          <w:bdr w:val="none" w:sz="0" w:space="0" w:color="auto" w:frame="1"/>
+        </w:rPr>
+        <w:t xml:space="preserve"> </w:t>
+      </w:r>
+      <w:proofErr w:type="spellStart"/>
+      <w:r>
+        <w:rPr>
+          <w:rStyle w:val="sc-jvlauc"/>
+          <w:b/>
+          <w:bCs/>
+          <w:spacing w:val="-5"/>
+          <w:sz w:val="28"/>
+          <w:szCs w:val="28"/>
+          <w:bdr w:val="none" w:sz="0" w:space="0" w:color="auto" w:frame="1"/>
+        </w:rPr>
+        <w:t>Hosting</w:t>
+      </w:r>
+      <w:proofErr w:type="spellEnd"/>
       <w:r>
         <w:rPr>
           <w:rStyle w:val="sc-jvlauc"/>
@@ -2801,6 +2897,11 @@
         <w:spacing w:before="0" w:beforeAutospacing="0" w:after="0" w:afterAutospacing="0" w:line="360" w:lineRule="auto"/>
         <w:jc w:val="both"/>
         <w:textAlignment w:val="baseline"/>
+        <w:rPr>
+          <w:spacing w:val="-5"/>
+          <w:sz w:val="28"/>
+          <w:szCs w:val="28"/>
+        </w:rPr>
       </w:pPr>
     </w:p>
     <w:p>
@@ -2827,6 +2928,11 @@
         <w:spacing w:before="0" w:beforeAutospacing="0" w:after="0" w:afterAutospacing="0" w:line="360" w:lineRule="auto"/>
         <w:jc w:val="both"/>
         <w:textAlignment w:val="baseline"/>
+        <w:rPr>
+          <w:spacing w:val="-5"/>
+          <w:sz w:val="28"/>
+          <w:szCs w:val="28"/>
+        </w:rPr>
       </w:pPr>
     </w:p>
     <w:p>
@@ -2859,6 +2965,77 @@
           <w:szCs w:val="28"/>
         </w:rPr>
       </w:pPr>
+    </w:p>
+    <w:p>
+      <w:pPr>
+        <w:pStyle w:val="sc-kitwnn"/>
+        <w:tabs>
+          <w:tab w:val="left" w:pos="916"/>
+          <w:tab w:val="left" w:pos="1832"/>
+          <w:tab w:val="left" w:pos="2748"/>
+          <w:tab w:val="left" w:pos="3664"/>
+          <w:tab w:val="left" w:pos="4580"/>
+          <w:tab w:val="left" w:pos="5496"/>
+          <w:tab w:val="left" w:pos="6412"/>
+          <w:tab w:val="left" w:pos="7328"/>
+          <w:tab w:val="left" w:pos="8244"/>
+          <w:tab w:val="left" w:pos="9160"/>
+          <w:tab w:val="left" w:pos="10076"/>
+          <w:tab w:val="left" w:pos="10992"/>
+          <w:tab w:val="left" w:pos="11908"/>
+          <w:tab w:val="left" w:pos="12824"/>
+          <w:tab w:val="left" w:pos="13740"/>
+          <w:tab w:val="left" w:pos="14656"/>
+        </w:tabs>
+        <w:spacing w:before="0" w:beforeAutospacing="0" w:after="0" w:afterAutospacing="0" w:line="360" w:lineRule="auto"/>
+        <w:jc w:val="both"/>
+        <w:textAlignment w:val="baseline"/>
+        <w:rPr>
+          <w:spacing w:val="-5"/>
+          <w:sz w:val="28"/>
+          <w:szCs w:val="28"/>
+        </w:rPr>
+      </w:pPr>
+    </w:p>
+    <w:p>
+      <w:pPr>
+        <w:pStyle w:val="sc-kitwnn"/>
+        <w:tabs>
+          <w:tab w:val="left" w:pos="916"/>
+          <w:tab w:val="left" w:pos="1832"/>
+          <w:tab w:val="left" w:pos="2748"/>
+          <w:tab w:val="left" w:pos="3664"/>
+          <w:tab w:val="left" w:pos="4580"/>
+          <w:tab w:val="left" w:pos="5496"/>
+          <w:tab w:val="left" w:pos="6412"/>
+          <w:tab w:val="left" w:pos="7328"/>
+          <w:tab w:val="left" w:pos="8244"/>
+          <w:tab w:val="left" w:pos="9160"/>
+          <w:tab w:val="left" w:pos="10076"/>
+          <w:tab w:val="left" w:pos="10992"/>
+          <w:tab w:val="left" w:pos="11908"/>
+          <w:tab w:val="left" w:pos="12824"/>
+          <w:tab w:val="left" w:pos="13740"/>
+          <w:tab w:val="left" w:pos="14656"/>
+        </w:tabs>
+        <w:spacing w:before="0" w:beforeAutospacing="0" w:after="0" w:afterAutospacing="0" w:line="360" w:lineRule="auto"/>
+        <w:jc w:val="both"/>
+        <w:textAlignment w:val="baseline"/>
+        <w:rPr>
+          <w:spacing w:val="-5"/>
+          <w:sz w:val="28"/>
+          <w:szCs w:val="28"/>
+        </w:rPr>
+      </w:pPr>
+      <w:r>
+        <w:rPr>
+          <w:spacing w:val="-5"/>
+          <w:sz w:val="28"/>
+          <w:szCs w:val="28"/>
+        </w:rPr>
+        <w:lastRenderedPageBreak/>
+        <w:t>Таблица 1 – Основные элементы и их возможная автоматизация</w:t>
+      </w:r>
     </w:p>
     <w:tbl>
       <w:tblPr>
@@ -2896,12 +3073,13 @@
               <w:bottom w:w="60" w:type="dxa"/>
               <w:right w:w="240" w:type="dxa"/>
             </w:tcMar>
-            <w:vAlign w:val="bottom"/>
+            <w:vAlign w:val="center"/>
             <w:hideMark/>
           </w:tcPr>
           <w:p>
             <w:pPr>
               <w:spacing w:line="360" w:lineRule="auto"/>
+              <w:jc w:val="center"/>
               <w:rPr>
                 <w:rFonts w:cs="Times New Roman"/>
                 <w:b/>
@@ -2918,7 +3096,6 @@
                 <w:szCs w:val="28"/>
                 <w:bdr w:val="none" w:sz="0" w:space="0" w:color="auto" w:frame="1"/>
               </w:rPr>
-              <w:lastRenderedPageBreak/>
               <w:t>Элемент системы</w:t>
             </w:r>
           </w:p>
@@ -2932,12 +3109,13 @@
               <w:bottom w:w="60" w:type="dxa"/>
               <w:right w:w="240" w:type="dxa"/>
             </w:tcMar>
-            <w:vAlign w:val="bottom"/>
+            <w:vAlign w:val="center"/>
             <w:hideMark/>
           </w:tcPr>
           <w:p>
             <w:pPr>
               <w:spacing w:line="360" w:lineRule="auto"/>
+              <w:jc w:val="center"/>
               <w:rPr>
                 <w:rFonts w:cs="Times New Roman"/>
                 <w:b/>
@@ -2967,12 +3145,13 @@
               <w:bottom w:w="60" w:type="dxa"/>
               <w:right w:w="240" w:type="dxa"/>
             </w:tcMar>
-            <w:vAlign w:val="bottom"/>
+            <w:vAlign w:val="center"/>
             <w:hideMark/>
           </w:tcPr>
           <w:p>
             <w:pPr>
               <w:spacing w:line="360" w:lineRule="auto"/>
+              <w:jc w:val="center"/>
               <w:rPr>
                 <w:rFonts w:cs="Times New Roman"/>
                 <w:b/>
@@ -3012,8 +3191,7 @@
           </w:tcPr>
           <w:p>
             <w:pPr>
-              <w:spacing w:line="360" w:lineRule="auto"/>
-              <w:jc w:val="center"/>
+              <w:jc w:val="left"/>
               <w:rPr>
                 <w:rFonts w:cs="Times New Roman"/>
                 <w:szCs w:val="28"/>
@@ -3026,7 +3204,25 @@
                 <w:szCs w:val="28"/>
                 <w:bdr w:val="none" w:sz="0" w:space="0" w:color="auto" w:frame="1"/>
               </w:rPr>
-              <w:t>Управление автопарком</w:t>
+              <w:t>Управление</w:t>
+            </w:r>
+            <w:r>
+              <w:rPr>
+                <w:rStyle w:val="sc-jvlauc"/>
+                <w:rFonts w:cs="Times New Roman"/>
+                <w:szCs w:val="28"/>
+                <w:bdr w:val="none" w:sz="0" w:space="0" w:color="auto" w:frame="1"/>
+              </w:rPr>
+              <w:t xml:space="preserve"> </w:t>
+            </w:r>
+            <w:r>
+              <w:rPr>
+                <w:rStyle w:val="sc-jvlauc"/>
+                <w:rFonts w:cs="Times New Roman"/>
+                <w:szCs w:val="28"/>
+                <w:bdr w:val="none" w:sz="0" w:space="0" w:color="auto" w:frame="1"/>
+              </w:rPr>
+              <w:t>автопарком</w:t>
             </w:r>
           </w:p>
         </w:tc>
@@ -3039,12 +3235,12 @@
               <w:bottom w:w="60" w:type="dxa"/>
               <w:right w:w="240" w:type="dxa"/>
             </w:tcMar>
-            <w:vAlign w:val="bottom"/>
+            <w:vAlign w:val="center"/>
             <w:hideMark/>
           </w:tcPr>
           <w:p>
             <w:pPr>
-              <w:spacing w:line="360" w:lineRule="auto"/>
+              <w:jc w:val="left"/>
               <w:rPr>
                 <w:rFonts w:cs="Times New Roman"/>
                 <w:szCs w:val="28"/>
@@ -3070,12 +3266,12 @@
               <w:bottom w:w="60" w:type="dxa"/>
               <w:right w:w="240" w:type="dxa"/>
             </w:tcMar>
-            <w:vAlign w:val="bottom"/>
+            <w:vAlign w:val="center"/>
             <w:hideMark/>
           </w:tcPr>
           <w:p>
             <w:pPr>
-              <w:spacing w:line="360" w:lineRule="auto"/>
+              <w:jc w:val="left"/>
               <w:rPr>
                 <w:rFonts w:cs="Times New Roman"/>
                 <w:szCs w:val="28"/>
@@ -3111,8 +3307,7 @@
           </w:tcPr>
           <w:p>
             <w:pPr>
-              <w:spacing w:line="360" w:lineRule="auto"/>
-              <w:jc w:val="center"/>
+              <w:jc w:val="left"/>
               <w:rPr>
                 <w:rFonts w:cs="Times New Roman"/>
                 <w:szCs w:val="28"/>
@@ -3138,12 +3333,12 @@
               <w:bottom w:w="60" w:type="dxa"/>
               <w:right w:w="240" w:type="dxa"/>
             </w:tcMar>
-            <w:vAlign w:val="bottom"/>
+            <w:vAlign w:val="center"/>
             <w:hideMark/>
           </w:tcPr>
           <w:p>
             <w:pPr>
-              <w:spacing w:line="360" w:lineRule="auto"/>
+              <w:jc w:val="left"/>
               <w:rPr>
                 <w:rFonts w:cs="Times New Roman"/>
                 <w:szCs w:val="28"/>
@@ -3169,12 +3364,12 @@
               <w:bottom w:w="60" w:type="dxa"/>
               <w:right w:w="240" w:type="dxa"/>
             </w:tcMar>
-            <w:vAlign w:val="bottom"/>
+            <w:vAlign w:val="center"/>
             <w:hideMark/>
           </w:tcPr>
           <w:p>
             <w:pPr>
-              <w:spacing w:line="360" w:lineRule="auto"/>
+              <w:jc w:val="left"/>
               <w:rPr>
                 <w:rFonts w:cs="Times New Roman"/>
                 <w:szCs w:val="28"/>
@@ -3210,8 +3405,7 @@
           </w:tcPr>
           <w:p>
             <w:pPr>
-              <w:spacing w:line="360" w:lineRule="auto"/>
-              <w:jc w:val="center"/>
+              <w:jc w:val="left"/>
               <w:rPr>
                 <w:rFonts w:cs="Times New Roman"/>
                 <w:szCs w:val="28"/>
@@ -3237,12 +3431,12 @@
               <w:bottom w:w="60" w:type="dxa"/>
               <w:right w:w="240" w:type="dxa"/>
             </w:tcMar>
-            <w:vAlign w:val="bottom"/>
+            <w:vAlign w:val="center"/>
             <w:hideMark/>
           </w:tcPr>
           <w:p>
             <w:pPr>
-              <w:spacing w:line="360" w:lineRule="auto"/>
+              <w:jc w:val="left"/>
               <w:rPr>
                 <w:rFonts w:cs="Times New Roman"/>
                 <w:szCs w:val="28"/>
@@ -3268,12 +3462,12 @@
               <w:bottom w:w="60" w:type="dxa"/>
               <w:right w:w="240" w:type="dxa"/>
             </w:tcMar>
-            <w:vAlign w:val="bottom"/>
+            <w:vAlign w:val="center"/>
             <w:hideMark/>
           </w:tcPr>
           <w:p>
             <w:pPr>
-              <w:spacing w:line="360" w:lineRule="auto"/>
+              <w:jc w:val="left"/>
               <w:rPr>
                 <w:rFonts w:cs="Times New Roman"/>
                 <w:szCs w:val="28"/>
@@ -3309,8 +3503,7 @@
           </w:tcPr>
           <w:p>
             <w:pPr>
-              <w:spacing w:line="360" w:lineRule="auto"/>
-              <w:jc w:val="center"/>
+              <w:jc w:val="left"/>
               <w:rPr>
                 <w:rFonts w:cs="Times New Roman"/>
                 <w:szCs w:val="28"/>
@@ -3336,12 +3529,12 @@
               <w:bottom w:w="60" w:type="dxa"/>
               <w:right w:w="240" w:type="dxa"/>
             </w:tcMar>
-            <w:vAlign w:val="bottom"/>
+            <w:vAlign w:val="center"/>
             <w:hideMark/>
           </w:tcPr>
           <w:p>
             <w:pPr>
-              <w:spacing w:line="360" w:lineRule="auto"/>
+              <w:jc w:val="left"/>
               <w:rPr>
                 <w:rFonts w:cs="Times New Roman"/>
                 <w:szCs w:val="28"/>
@@ -3367,12 +3560,12 @@
               <w:bottom w:w="60" w:type="dxa"/>
               <w:right w:w="240" w:type="dxa"/>
             </w:tcMar>
-            <w:vAlign w:val="bottom"/>
+            <w:vAlign w:val="center"/>
             <w:hideMark/>
           </w:tcPr>
           <w:p>
             <w:pPr>
-              <w:spacing w:line="360" w:lineRule="auto"/>
+              <w:jc w:val="left"/>
               <w:rPr>
                 <w:rFonts w:cs="Times New Roman"/>
                 <w:szCs w:val="28"/>
@@ -3537,7 +3730,27 @@
           <w:szCs w:val="28"/>
           <w:bdr w:val="none" w:sz="0" w:space="0" w:color="auto" w:frame="1"/>
         </w:rPr>
-        <w:t>можно оформить следующим образом:</w:t>
+        <w:t>можно оформить</w:t>
+      </w:r>
+      <w:r>
+        <w:rPr>
+          <w:rStyle w:val="sc-jvlauc"/>
+          <w:spacing w:val="-5"/>
+          <w:sz w:val="28"/>
+          <w:szCs w:val="28"/>
+          <w:bdr w:val="none" w:sz="0" w:space="0" w:color="auto" w:frame="1"/>
+        </w:rPr>
+        <w:t xml:space="preserve"> </w:t>
+      </w:r>
+      <w:r>
+        <w:rPr>
+          <w:rStyle w:val="sc-jvlauc"/>
+          <w:spacing w:val="-5"/>
+          <w:sz w:val="28"/>
+          <w:szCs w:val="28"/>
+          <w:bdr w:val="none" w:sz="0" w:space="0" w:color="auto" w:frame="1"/>
+        </w:rPr>
+        <w:t>следующим образом:</w:t>
       </w:r>
     </w:p>
     <w:p>
@@ -3565,11 +3778,63 @@
         <w:jc w:val="both"/>
         <w:textAlignment w:val="baseline"/>
         <w:rPr>
+          <w:rStyle w:val="sc-jvlauc"/>
           <w:spacing w:val="-5"/>
           <w:sz w:val="28"/>
           <w:szCs w:val="28"/>
-        </w:rPr>
-      </w:pPr>
+          <w:bdr w:val="none" w:sz="0" w:space="0" w:color="auto" w:frame="1"/>
+        </w:rPr>
+      </w:pPr>
+    </w:p>
+    <w:p>
+      <w:pPr>
+        <w:pStyle w:val="sc-kitwnn"/>
+        <w:tabs>
+          <w:tab w:val="left" w:pos="916"/>
+          <w:tab w:val="left" w:pos="1832"/>
+          <w:tab w:val="left" w:pos="2748"/>
+          <w:tab w:val="left" w:pos="3664"/>
+          <w:tab w:val="left" w:pos="4580"/>
+          <w:tab w:val="left" w:pos="5496"/>
+          <w:tab w:val="left" w:pos="6412"/>
+          <w:tab w:val="left" w:pos="7328"/>
+          <w:tab w:val="left" w:pos="8244"/>
+          <w:tab w:val="left" w:pos="9160"/>
+          <w:tab w:val="left" w:pos="10076"/>
+          <w:tab w:val="left" w:pos="10992"/>
+          <w:tab w:val="left" w:pos="11908"/>
+          <w:tab w:val="left" w:pos="12824"/>
+          <w:tab w:val="left" w:pos="13740"/>
+          <w:tab w:val="left" w:pos="14656"/>
+        </w:tabs>
+        <w:spacing w:before="0" w:beforeAutospacing="0" w:after="0" w:afterAutospacing="0" w:line="360" w:lineRule="auto"/>
+        <w:jc w:val="both"/>
+        <w:textAlignment w:val="baseline"/>
+        <w:rPr>
+          <w:spacing w:val="-5"/>
+          <w:sz w:val="28"/>
+          <w:szCs w:val="28"/>
+          <w:bdr w:val="none" w:sz="0" w:space="0" w:color="auto" w:frame="1"/>
+        </w:rPr>
+      </w:pPr>
+      <w:r>
+        <w:rPr>
+          <w:rStyle w:val="sc-jvlauc"/>
+          <w:sz w:val="28"/>
+          <w:szCs w:val="28"/>
+          <w:bdr w:val="none" w:sz="0" w:space="0" w:color="auto" w:frame="1"/>
+        </w:rPr>
+        <w:t xml:space="preserve">Таблица 2 </w:t>
+      </w:r>
+      <w:r>
+        <w:rPr>
+          <w:rStyle w:val="sc-jvlauc"/>
+          <w:sz w:val="28"/>
+          <w:szCs w:val="28"/>
+          <w:bdr w:val="none" w:sz="0" w:space="0" w:color="auto" w:frame="1"/>
+        </w:rPr>
+        <w:t>– Функции системы</w:t>
+      </w:r>
     </w:p>
     <w:tbl>
       <w:tblPr>
@@ -3686,8 +3951,7 @@
           </w:tcPr>
           <w:p>
             <w:pPr>
-              <w:spacing w:line="360" w:lineRule="auto"/>
-              <w:jc w:val="center"/>
+              <w:jc w:val="left"/>
               <w:rPr>
                 <w:rFonts w:cs="Times New Roman"/>
                 <w:szCs w:val="28"/>
@@ -3713,12 +3977,12 @@
               <w:bottom w:w="60" w:type="dxa"/>
               <w:right w:w="240" w:type="dxa"/>
             </w:tcMar>
-            <w:vAlign w:val="bottom"/>
+            <w:vAlign w:val="center"/>
             <w:hideMark/>
           </w:tcPr>
           <w:p>
             <w:pPr>
-              <w:spacing w:line="360" w:lineRule="auto"/>
+              <w:jc w:val="left"/>
               <w:rPr>
                 <w:rFonts w:cs="Times New Roman"/>
                 <w:szCs w:val="28"/>
@@ -3754,8 +4018,7 @@
           </w:tcPr>
           <w:p>
             <w:pPr>
-              <w:spacing w:line="360" w:lineRule="auto"/>
-              <w:jc w:val="center"/>
+              <w:jc w:val="left"/>
               <w:rPr>
                 <w:rFonts w:cs="Times New Roman"/>
                 <w:szCs w:val="28"/>
@@ -3781,12 +4044,12 @@
               <w:bottom w:w="60" w:type="dxa"/>
               <w:right w:w="240" w:type="dxa"/>
             </w:tcMar>
-            <w:vAlign w:val="bottom"/>
+            <w:vAlign w:val="center"/>
             <w:hideMark/>
           </w:tcPr>
           <w:p>
             <w:pPr>
-              <w:spacing w:line="360" w:lineRule="auto"/>
+              <w:jc w:val="left"/>
               <w:rPr>
                 <w:rFonts w:cs="Times New Roman"/>
                 <w:szCs w:val="28"/>
@@ -3822,8 +4085,7 @@
           </w:tcPr>
           <w:p>
             <w:pPr>
-              <w:spacing w:line="360" w:lineRule="auto"/>
-              <w:jc w:val="center"/>
+              <w:jc w:val="left"/>
               <w:rPr>
                 <w:rFonts w:cs="Times New Roman"/>
                 <w:szCs w:val="28"/>
@@ -3849,12 +4111,12 @@
               <w:bottom w:w="60" w:type="dxa"/>
               <w:right w:w="240" w:type="dxa"/>
             </w:tcMar>
-            <w:vAlign w:val="bottom"/>
+            <w:vAlign w:val="center"/>
             <w:hideMark/>
           </w:tcPr>
           <w:p>
             <w:pPr>
-              <w:spacing w:line="360" w:lineRule="auto"/>
+              <w:jc w:val="left"/>
               <w:rPr>
                 <w:rFonts w:cs="Times New Roman"/>
                 <w:szCs w:val="28"/>
@@ -3890,8 +4152,7 @@
           </w:tcPr>
           <w:p>
             <w:pPr>
-              <w:spacing w:line="360" w:lineRule="auto"/>
-              <w:jc w:val="center"/>
+              <w:jc w:val="left"/>
               <w:rPr>
                 <w:rFonts w:cs="Times New Roman"/>
                 <w:szCs w:val="28"/>
@@ -3904,7 +4165,6 @@
                 <w:szCs w:val="28"/>
                 <w:bdr w:val="none" w:sz="0" w:space="0" w:color="auto" w:frame="1"/>
               </w:rPr>
-              <w:lastRenderedPageBreak/>
               <w:t>Организация техобслуживания</w:t>
             </w:r>
           </w:p>
@@ -3918,12 +4178,12 @@
               <w:bottom w:w="60" w:type="dxa"/>
               <w:right w:w="240" w:type="dxa"/>
             </w:tcMar>
-            <w:vAlign w:val="bottom"/>
+            <w:vAlign w:val="center"/>
             <w:hideMark/>
           </w:tcPr>
           <w:p>
             <w:pPr>
-              <w:spacing w:line="360" w:lineRule="auto"/>
+              <w:jc w:val="left"/>
               <w:rPr>
                 <w:rFonts w:cs="Times New Roman"/>
                 <w:szCs w:val="28"/>
@@ -3959,8 +4219,7 @@
           </w:tcPr>
           <w:p>
             <w:pPr>
-              <w:spacing w:line="360" w:lineRule="auto"/>
-              <w:jc w:val="center"/>
+              <w:jc w:val="left"/>
               <w:rPr>
                 <w:rFonts w:cs="Times New Roman"/>
                 <w:szCs w:val="28"/>
@@ -3986,12 +4245,12 @@
               <w:bottom w:w="60" w:type="dxa"/>
               <w:right w:w="240" w:type="dxa"/>
             </w:tcMar>
-            <w:vAlign w:val="bottom"/>
+            <w:vAlign w:val="center"/>
             <w:hideMark/>
           </w:tcPr>
           <w:p>
             <w:pPr>
-              <w:spacing w:line="360" w:lineRule="auto"/>
+              <w:jc w:val="left"/>
               <w:rPr>
                 <w:rFonts w:cs="Times New Roman"/>
                 <w:szCs w:val="28"/>
@@ -4045,8 +4304,7 @@
           </w:tcPr>
           <w:p>
             <w:pPr>
-              <w:spacing w:line="360" w:lineRule="auto"/>
-              <w:jc w:val="center"/>
+              <w:jc w:val="left"/>
               <w:rPr>
                 <w:rFonts w:cs="Times New Roman"/>
                 <w:szCs w:val="28"/>
@@ -4059,6 +4317,7 @@
                 <w:szCs w:val="28"/>
                 <w:bdr w:val="none" w:sz="0" w:space="0" w:color="auto" w:frame="1"/>
               </w:rPr>
+              <w:lastRenderedPageBreak/>
               <w:t>Управление персоналом</w:t>
             </w:r>
           </w:p>
@@ -4072,12 +4331,12 @@
               <w:bottom w:w="60" w:type="dxa"/>
               <w:right w:w="240" w:type="dxa"/>
             </w:tcMar>
-            <w:vAlign w:val="bottom"/>
+            <w:vAlign w:val="center"/>
             <w:hideMark/>
           </w:tcPr>
           <w:p>
             <w:pPr>
-              <w:spacing w:line="360" w:lineRule="auto"/>
+              <w:jc w:val="left"/>
               <w:rPr>
                 <w:rFonts w:cs="Times New Roman"/>
                 <w:szCs w:val="28"/>
@@ -4113,8 +4372,7 @@
           </w:tcPr>
           <w:p>
             <w:pPr>
-              <w:spacing w:line="360" w:lineRule="auto"/>
-              <w:jc w:val="center"/>
+              <w:jc w:val="left"/>
               <w:rPr>
                 <w:rFonts w:cs="Times New Roman"/>
                 <w:szCs w:val="28"/>
@@ -4140,12 +4398,12 @@
               <w:bottom w:w="60" w:type="dxa"/>
               <w:right w:w="240" w:type="dxa"/>
             </w:tcMar>
-            <w:vAlign w:val="bottom"/>
+            <w:vAlign w:val="center"/>
             <w:hideMark/>
           </w:tcPr>
           <w:p>
             <w:pPr>
-              <w:spacing w:line="360" w:lineRule="auto"/>
+              <w:jc w:val="left"/>
               <w:rPr>
                 <w:rFonts w:cs="Times New Roman"/>
                 <w:szCs w:val="28"/>
@@ -4565,29 +4823,22 @@
     </w:p>
     <w:p>
       <w:pPr>
-        <w:spacing w:line="360" w:lineRule="auto"/>
-        <w:rPr>
-          <w:rFonts w:cs="Times New Roman"/>
-          <w:szCs w:val="28"/>
-        </w:rPr>
-      </w:pPr>
-    </w:p>
-    <w:p>
-      <w:pPr>
-        <w:spacing w:line="360" w:lineRule="auto"/>
-        <w:rPr>
-          <w:rFonts w:cs="Times New Roman"/>
-          <w:szCs w:val="28"/>
-        </w:rPr>
-      </w:pPr>
-    </w:p>
-    <w:p>
-      <w:pPr>
-        <w:rPr>
-          <w:rFonts w:cs="Times New Roman"/>
-          <w:szCs w:val="28"/>
-        </w:rPr>
-      </w:pPr>
+        <w:widowControl/>
+        <w:suppressAutoHyphens w:val="0"/>
+        <w:spacing w:after="160" w:line="259" w:lineRule="auto"/>
+        <w:jc w:val="left"/>
+        <w:rPr>
+          <w:rFonts w:cs="Times New Roman"/>
+          <w:szCs w:val="28"/>
+        </w:rPr>
+      </w:pPr>
+      <w:r>
+        <w:rPr>
+          <w:rFonts w:cs="Times New Roman"/>
+          <w:szCs w:val="28"/>
+        </w:rPr>
+        <w:br w:type="page"/>
+      </w:r>
     </w:p>
     <w:p>
       <w:pPr>
@@ -4602,16 +4853,17 @@
           <w:szCs w:val="28"/>
         </w:rPr>
       </w:pPr>
-      <w:bookmarkStart w:id="2" w:name="_Toc190860076"/>
+      <w:bookmarkStart w:id="3" w:name="_Toc190860076"/>
       <w:r>
         <w:rPr>
           <w:rFonts w:cs="Times New Roman"/>
           <w:sz w:val="28"/>
           <w:szCs w:val="28"/>
         </w:rPr>
+        <w:lastRenderedPageBreak/>
         <w:t>Выводы</w:t>
       </w:r>
-      <w:bookmarkEnd w:id="2"/>
+      <w:bookmarkEnd w:id="3"/>
     </w:p>
     <w:p>
       <w:pPr>
